--- a/Main_report_3021.docx
+++ b/Main_report_3021.docx
@@ -766,7 +766,71 @@
           <w:rFonts w:ascii="Times New Roman" w:hAnsi="Times New Roman" w:cs="Times New Roman"/>
           <w:sz w:val="24"/>
         </w:rPr>
-        <w:t xml:space="preserve">, thres_schema, thres_item_inter, and thres_item_final were reduced, and decay_speed_thres was slightly lowered. Each </w:t>
+        <w:t xml:space="preserve">, </w:t>
+      </w:r>
+      <w:proofErr w:type="spellStart"/>
+      <w:r>
+        <w:rPr>
+          <w:rFonts w:ascii="Times New Roman" w:hAnsi="Times New Roman" w:cs="Times New Roman"/>
+          <w:sz w:val="24"/>
+        </w:rPr>
+        <w:t>thres_schema</w:t>
+      </w:r>
+      <w:proofErr w:type="spellEnd"/>
+      <w:r>
+        <w:rPr>
+          <w:rFonts w:ascii="Times New Roman" w:hAnsi="Times New Roman" w:cs="Times New Roman"/>
+          <w:sz w:val="24"/>
+        </w:rPr>
+        <w:t xml:space="preserve">, </w:t>
+      </w:r>
+      <w:proofErr w:type="spellStart"/>
+      <w:r>
+        <w:rPr>
+          <w:rFonts w:ascii="Times New Roman" w:hAnsi="Times New Roman" w:cs="Times New Roman"/>
+          <w:sz w:val="24"/>
+        </w:rPr>
+        <w:t>thres_item_inter</w:t>
+      </w:r>
+      <w:proofErr w:type="spellEnd"/>
+      <w:r>
+        <w:rPr>
+          <w:rFonts w:ascii="Times New Roman" w:hAnsi="Times New Roman" w:cs="Times New Roman"/>
+          <w:sz w:val="24"/>
+        </w:rPr>
+        <w:t xml:space="preserve">, and </w:t>
+      </w:r>
+      <w:proofErr w:type="spellStart"/>
+      <w:r>
+        <w:rPr>
+          <w:rFonts w:ascii="Times New Roman" w:hAnsi="Times New Roman" w:cs="Times New Roman"/>
+          <w:sz w:val="24"/>
+        </w:rPr>
+        <w:t>thres_item_final</w:t>
+      </w:r>
+      <w:proofErr w:type="spellEnd"/>
+      <w:r>
+        <w:rPr>
+          <w:rFonts w:ascii="Times New Roman" w:hAnsi="Times New Roman" w:cs="Times New Roman"/>
+          <w:sz w:val="24"/>
+        </w:rPr>
+        <w:t xml:space="preserve"> were reduced, and </w:t>
+      </w:r>
+      <w:proofErr w:type="spellStart"/>
+      <w:r>
+        <w:rPr>
+          <w:rFonts w:ascii="Times New Roman" w:hAnsi="Times New Roman" w:cs="Times New Roman"/>
+          <w:sz w:val="24"/>
+        </w:rPr>
+        <w:t>decay_speed_thres</w:t>
+      </w:r>
+      <w:proofErr w:type="spellEnd"/>
+      <w:r>
+        <w:rPr>
+          <w:rFonts w:ascii="Times New Roman" w:hAnsi="Times New Roman" w:cs="Times New Roman"/>
+          <w:sz w:val="24"/>
+        </w:rPr>
+        <w:t xml:space="preserve"> was slightly lowered. Each </w:t>
       </w:r>
       <w:r>
         <w:rPr>
@@ -808,7 +872,23 @@
           <w:rFonts w:ascii="Times New Roman" w:hAnsi="Times New Roman" w:cs="Times New Roman"/>
           <w:sz w:val="24"/>
         </w:rPr>
-        <w:t>mean accuracy (AC), schema decision time (Schema_RT), first-item reaction time (RT_1), performance, and selected schema payoff were compared across conditions.</w:t>
+        <w:t>mean accuracy (AC), schema decision time (</w:t>
+      </w:r>
+      <w:proofErr w:type="spellStart"/>
+      <w:r>
+        <w:rPr>
+          <w:rFonts w:ascii="Times New Roman" w:hAnsi="Times New Roman" w:cs="Times New Roman"/>
+          <w:sz w:val="24"/>
+        </w:rPr>
+        <w:t>Schema_RT</w:t>
+      </w:r>
+      <w:proofErr w:type="spellEnd"/>
+      <w:r>
+        <w:rPr>
+          <w:rFonts w:ascii="Times New Roman" w:hAnsi="Times New Roman" w:cs="Times New Roman"/>
+          <w:sz w:val="24"/>
+        </w:rPr>
+        <w:t>), first-item reaction time (RT_1), performance, and selected schema payoff were compared across conditions.</w:t>
       </w:r>
     </w:p>
     <w:p>
@@ -826,10 +906,10 @@
         </w:rPr>
         <w:lastRenderedPageBreak/>
         <w:drawing>
-          <wp:inline distT="0" distB="0" distL="0" distR="0" wp14:anchorId="49EF384A" wp14:editId="04F30460">
-            <wp:extent cx="3886200" cy="4773295"/>
-            <wp:effectExtent l="0" t="0" r="0" b="1905"/>
-            <wp:docPr id="786302799" name="图片 3"/>
+          <wp:inline distT="0" distB="0" distL="0" distR="0" wp14:anchorId="1B960251" wp14:editId="7BA76BF6">
+            <wp:extent cx="3769080" cy="4629443"/>
+            <wp:effectExtent l="0" t="0" r="3175" b="0"/>
+            <wp:docPr id="1749511829" name="图片 1"/>
             <wp:cNvGraphicFramePr>
               <a:graphicFrameLocks xmlns:a="http://schemas.openxmlformats.org/drawingml/2006/main" noChangeAspect="1"/>
             </wp:cNvGraphicFramePr>
@@ -837,7 +917,7 @@
               <a:graphicData uri="http://schemas.openxmlformats.org/drawingml/2006/picture">
                 <pic:pic xmlns:pic="http://schemas.openxmlformats.org/drawingml/2006/picture">
                   <pic:nvPicPr>
-                    <pic:cNvPr id="786302799" name="图片 786302799"/>
+                    <pic:cNvPr id="1749511829" name="图片 1749511829"/>
                     <pic:cNvPicPr/>
                   </pic:nvPicPr>
                   <pic:blipFill>
@@ -855,7 +935,7 @@
                   <pic:spPr>
                     <a:xfrm>
                       <a:off x="0" y="0"/>
-                      <a:ext cx="3942025" cy="4841863"/>
+                      <a:ext cx="3777469" cy="4639747"/>
                     </a:xfrm>
                     <a:prstGeom prst="rect">
                       <a:avLst/>
@@ -923,7 +1003,47 @@
           <w:bCs/>
           <w:sz w:val="24"/>
         </w:rPr>
-        <w:t>compares mean accuracy (AC), mean schema decision time (Schema_RT), and mean selected schema payoff (schema_payoff) across the baseline, medium, and fast conditions.</w:t>
+        <w:t>compares mean accuracy (AC), mean schema decision time (</w:t>
+      </w:r>
+      <w:proofErr w:type="spellStart"/>
+      <w:r>
+        <w:rPr>
+          <w:rFonts w:ascii="Times New Roman" w:hAnsi="Times New Roman" w:cs="Times New Roman"/>
+          <w:b/>
+          <w:bCs/>
+          <w:sz w:val="24"/>
+        </w:rPr>
+        <w:t>Schema_RT</w:t>
+      </w:r>
+      <w:proofErr w:type="spellEnd"/>
+      <w:r>
+        <w:rPr>
+          <w:rFonts w:ascii="Times New Roman" w:hAnsi="Times New Roman" w:cs="Times New Roman"/>
+          <w:b/>
+          <w:bCs/>
+          <w:sz w:val="24"/>
+        </w:rPr>
+        <w:t>), and mean selected schema payoff (</w:t>
+      </w:r>
+      <w:proofErr w:type="spellStart"/>
+      <w:r>
+        <w:rPr>
+          <w:rFonts w:ascii="Times New Roman" w:hAnsi="Times New Roman" w:cs="Times New Roman"/>
+          <w:b/>
+          <w:bCs/>
+          <w:sz w:val="24"/>
+        </w:rPr>
+        <w:t>schema_payoff</w:t>
+      </w:r>
+      <w:proofErr w:type="spellEnd"/>
+      <w:r>
+        <w:rPr>
+          <w:rFonts w:ascii="Times New Roman" w:hAnsi="Times New Roman" w:cs="Times New Roman"/>
+          <w:b/>
+          <w:bCs/>
+          <w:sz w:val="24"/>
+        </w:rPr>
+        <w:t>) across the baseline, medium, and fast conditions.</w:t>
       </w:r>
     </w:p>
     <w:p>
@@ -1064,7 +1184,72 @@
           <w:rFonts w:ascii="Times New Roman" w:hAnsi="Times New Roman" w:cs="Times New Roman"/>
           <w:sz w:val="24"/>
         </w:rPr>
-        <w:t xml:space="preserve">Then, to examine how initial confidence settings affect performance, I compared four initialization conditions: familiarity_same, familiarity_low, fixed_low, and payoff_low. These conditions differed in </w:t>
+        <w:lastRenderedPageBreak/>
+        <w:t xml:space="preserve">Then, to examine how initial confidence settings affect performance, I compared four initialization conditions: </w:t>
+      </w:r>
+      <w:proofErr w:type="spellStart"/>
+      <w:r>
+        <w:rPr>
+          <w:rFonts w:ascii="Times New Roman" w:hAnsi="Times New Roman" w:cs="Times New Roman"/>
+          <w:sz w:val="24"/>
+        </w:rPr>
+        <w:t>familiarity_same</w:t>
+      </w:r>
+      <w:proofErr w:type="spellEnd"/>
+      <w:r>
+        <w:rPr>
+          <w:rFonts w:ascii="Times New Roman" w:hAnsi="Times New Roman" w:cs="Times New Roman"/>
+          <w:sz w:val="24"/>
+        </w:rPr>
+        <w:t xml:space="preserve">, </w:t>
+      </w:r>
+      <w:proofErr w:type="spellStart"/>
+      <w:r>
+        <w:rPr>
+          <w:rFonts w:ascii="Times New Roman" w:hAnsi="Times New Roman" w:cs="Times New Roman"/>
+          <w:sz w:val="24"/>
+        </w:rPr>
+        <w:t>familiarity_low</w:t>
+      </w:r>
+      <w:proofErr w:type="spellEnd"/>
+      <w:r>
+        <w:rPr>
+          <w:rFonts w:ascii="Times New Roman" w:hAnsi="Times New Roman" w:cs="Times New Roman"/>
+          <w:sz w:val="24"/>
+        </w:rPr>
+        <w:t xml:space="preserve">, </w:t>
+      </w:r>
+      <w:proofErr w:type="spellStart"/>
+      <w:r>
+        <w:rPr>
+          <w:rFonts w:ascii="Times New Roman" w:hAnsi="Times New Roman" w:cs="Times New Roman"/>
+          <w:sz w:val="24"/>
+        </w:rPr>
+        <w:t>fixed_low</w:t>
+      </w:r>
+      <w:proofErr w:type="spellEnd"/>
+      <w:r>
+        <w:rPr>
+          <w:rFonts w:ascii="Times New Roman" w:hAnsi="Times New Roman" w:cs="Times New Roman"/>
+          <w:sz w:val="24"/>
+        </w:rPr>
+        <w:t xml:space="preserve">, and </w:t>
+      </w:r>
+      <w:proofErr w:type="spellStart"/>
+      <w:r>
+        <w:rPr>
+          <w:rFonts w:ascii="Times New Roman" w:hAnsi="Times New Roman" w:cs="Times New Roman"/>
+          <w:sz w:val="24"/>
+        </w:rPr>
+        <w:t>payoff_low</w:t>
+      </w:r>
+      <w:proofErr w:type="spellEnd"/>
+      <w:r>
+        <w:rPr>
+          <w:rFonts w:ascii="Times New Roman" w:hAnsi="Times New Roman" w:cs="Times New Roman"/>
+          <w:sz w:val="24"/>
+        </w:rPr>
+        <w:t xml:space="preserve">. These conditions differed in </w:t>
       </w:r>
       <w:r>
         <w:rPr>
@@ -1078,27 +1263,90 @@
           <w:rFonts w:ascii="Times New Roman" w:hAnsi="Times New Roman" w:cs="Times New Roman"/>
           <w:sz w:val="24"/>
         </w:rPr>
-        <w:t xml:space="preserve"> In familiarity_same, both familiar and novel schemas followed the same familiarity-based rule. In familiarity_low, familiar schemas were initialized from prior familiarity, but novel schemas were assigned lower initial confidence. In fixed_low, familiar schemas all started from the same confidence level, whereas novel schemas again started lower. In payoff_low, familiar schemas were initialized according to payoff, and novel schemas were initialized with lower confidence. Each condition was simulated with 20 repeats, and after that, mean accuracy, schema decision time, performance, and selected schema payoff were compared in the early rounds and the early post-break phase.</w:t>
-      </w:r>
-    </w:p>
-    <w:p>
-      <w:pPr>
-        <w:rPr>
-          <w:rFonts w:ascii="Times New Roman" w:hAnsi="Times New Roman" w:cs="Times New Roman"/>
-          <w:sz w:val="24"/>
-        </w:rPr>
-      </w:pPr>
-      <w:r>
-        <w:rPr>
-          <w:rFonts w:ascii="Times New Roman" w:hAnsi="Times New Roman" w:cs="Times New Roman"/>
-          <w:noProof/>
+        <w:t xml:space="preserve"> In </w:t>
+      </w:r>
+      <w:proofErr w:type="spellStart"/>
+      <w:r>
+        <w:rPr>
+          <w:rFonts w:ascii="Times New Roman" w:hAnsi="Times New Roman" w:cs="Times New Roman"/>
+          <w:sz w:val="24"/>
+        </w:rPr>
+        <w:t>familiarity_same</w:t>
+      </w:r>
+      <w:proofErr w:type="spellEnd"/>
+      <w:r>
+        <w:rPr>
+          <w:rFonts w:ascii="Times New Roman" w:hAnsi="Times New Roman" w:cs="Times New Roman"/>
+          <w:sz w:val="24"/>
+        </w:rPr>
+        <w:t xml:space="preserve">, both familiar and novel schemas followed the same familiarity-based rule. In </w:t>
+      </w:r>
+      <w:proofErr w:type="spellStart"/>
+      <w:r>
+        <w:rPr>
+          <w:rFonts w:ascii="Times New Roman" w:hAnsi="Times New Roman" w:cs="Times New Roman"/>
+          <w:sz w:val="24"/>
+        </w:rPr>
+        <w:t>familiarity_low</w:t>
+      </w:r>
+      <w:proofErr w:type="spellEnd"/>
+      <w:r>
+        <w:rPr>
+          <w:rFonts w:ascii="Times New Roman" w:hAnsi="Times New Roman" w:cs="Times New Roman"/>
+          <w:sz w:val="24"/>
+        </w:rPr>
+        <w:t xml:space="preserve">, familiar schemas were initialized from prior familiarity, but novel schemas were assigned lower initial confidence. In </w:t>
+      </w:r>
+      <w:proofErr w:type="spellStart"/>
+      <w:r>
+        <w:rPr>
+          <w:rFonts w:ascii="Times New Roman" w:hAnsi="Times New Roman" w:cs="Times New Roman"/>
+          <w:sz w:val="24"/>
+        </w:rPr>
+        <w:t>fixed_low</w:t>
+      </w:r>
+      <w:proofErr w:type="spellEnd"/>
+      <w:r>
+        <w:rPr>
+          <w:rFonts w:ascii="Times New Roman" w:hAnsi="Times New Roman" w:cs="Times New Roman"/>
+          <w:sz w:val="24"/>
+        </w:rPr>
+        <w:t xml:space="preserve">, familiar schemas all started from the same confidence level, whereas novel schemas again started lower. In </w:t>
+      </w:r>
+      <w:proofErr w:type="spellStart"/>
+      <w:r>
+        <w:rPr>
+          <w:rFonts w:ascii="Times New Roman" w:hAnsi="Times New Roman" w:cs="Times New Roman"/>
+          <w:sz w:val="24"/>
+        </w:rPr>
+        <w:t>payoff_low</w:t>
+      </w:r>
+      <w:proofErr w:type="spellEnd"/>
+      <w:r>
+        <w:rPr>
+          <w:rFonts w:ascii="Times New Roman" w:hAnsi="Times New Roman" w:cs="Times New Roman"/>
+          <w:sz w:val="24"/>
+        </w:rPr>
+        <w:t>, familiar schemas were initialized according to payoff, and novel schemas were initialized with lower confidence. Each condition was simulated with 20 repeats, and after that, mean accuracy, schema decision time, performance, and selected schema payoff were compared in the early rounds and the early post-break phase.</w:t>
+      </w:r>
+    </w:p>
+    <w:p>
+      <w:pPr>
+        <w:rPr>
+          <w:rFonts w:ascii="Times New Roman" w:hAnsi="Times New Roman" w:cs="Times New Roman"/>
+          <w:sz w:val="24"/>
+        </w:rPr>
+      </w:pPr>
+      <w:r>
+        <w:rPr>
+          <w:rFonts w:ascii="Times New Roman" w:hAnsi="Times New Roman" w:cs="Times New Roman"/>
           <w:sz w:val="24"/>
         </w:rPr>
         <w:drawing>
-          <wp:inline distT="0" distB="0" distL="0" distR="0" wp14:anchorId="3DD6D3B1" wp14:editId="2CBC5EBA">
-            <wp:extent cx="5274310" cy="1998980"/>
-            <wp:effectExtent l="0" t="0" r="0" b="0"/>
-            <wp:docPr id="1915004696" name="图片 1"/>
+          <wp:inline distT="0" distB="0" distL="0" distR="0" wp14:anchorId="3E7DF2DE" wp14:editId="5DF63BA3">
+            <wp:extent cx="5274310" cy="1977390"/>
+            <wp:effectExtent l="0" t="0" r="0" b="3810"/>
+            <wp:docPr id="755658524" name="图片 1"/>
             <wp:cNvGraphicFramePr>
               <a:graphicFrameLocks xmlns:a="http://schemas.openxmlformats.org/drawingml/2006/main" noChangeAspect="1"/>
             </wp:cNvGraphicFramePr>
@@ -1106,7 +1354,7 @@
               <a:graphicData uri="http://schemas.openxmlformats.org/drawingml/2006/picture">
                 <pic:pic xmlns:pic="http://schemas.openxmlformats.org/drawingml/2006/picture">
                   <pic:nvPicPr>
-                    <pic:cNvPr id="1915004696" name=""/>
+                    <pic:cNvPr id="755658524" name=""/>
                     <pic:cNvPicPr/>
                   </pic:nvPicPr>
                   <pic:blipFill>
@@ -1118,7 +1366,7 @@
                   <pic:spPr>
                     <a:xfrm>
                       <a:off x="0" y="0"/>
-                      <a:ext cx="5274310" cy="1998980"/>
+                      <a:ext cx="5274310" cy="1977390"/>
                     </a:xfrm>
                     <a:prstGeom prst="rect">
                       <a:avLst/>
@@ -1147,7 +1395,47 @@
           <w:bCs/>
           <w:sz w:val="24"/>
         </w:rPr>
-        <w:t>Figure 2. A: effects of initialization settings in the early rounds. B: effects of initialization settings in the early post-break phase. AC, accuracy; Schema_RT, schema decision time; schema_payoff, selected schema payoff.</w:t>
+        <w:t xml:space="preserve">Figure 2. A: effects of initialization settings in the early rounds. B: effects of initialization settings in the early post-break phase. AC, accuracy; </w:t>
+      </w:r>
+      <w:proofErr w:type="spellStart"/>
+      <w:r>
+        <w:rPr>
+          <w:rFonts w:ascii="Times New Roman" w:hAnsi="Times New Roman" w:cs="Times New Roman"/>
+          <w:b/>
+          <w:bCs/>
+          <w:sz w:val="24"/>
+        </w:rPr>
+        <w:t>Schema_RT</w:t>
+      </w:r>
+      <w:proofErr w:type="spellEnd"/>
+      <w:r>
+        <w:rPr>
+          <w:rFonts w:ascii="Times New Roman" w:hAnsi="Times New Roman" w:cs="Times New Roman"/>
+          <w:b/>
+          <w:bCs/>
+          <w:sz w:val="24"/>
+        </w:rPr>
+        <w:t xml:space="preserve">, schema decision time; </w:t>
+      </w:r>
+      <w:proofErr w:type="spellStart"/>
+      <w:r>
+        <w:rPr>
+          <w:rFonts w:ascii="Times New Roman" w:hAnsi="Times New Roman" w:cs="Times New Roman"/>
+          <w:b/>
+          <w:bCs/>
+          <w:sz w:val="24"/>
+        </w:rPr>
+        <w:t>schema_payoff</w:t>
+      </w:r>
+      <w:proofErr w:type="spellEnd"/>
+      <w:r>
+        <w:rPr>
+          <w:rFonts w:ascii="Times New Roman" w:hAnsi="Times New Roman" w:cs="Times New Roman"/>
+          <w:b/>
+          <w:bCs/>
+          <w:sz w:val="24"/>
+        </w:rPr>
+        <w:t>, selected schema payoff.</w:t>
       </w:r>
     </w:p>
     <w:p>
@@ -1177,15 +1465,103 @@
           <w:rFonts w:ascii="Times New Roman" w:hAnsi="Times New Roman" w:cs="Times New Roman"/>
           <w:sz w:val="24"/>
         </w:rPr>
-        <w:t xml:space="preserve"> Mean accuracy ranged from 0.373 in payoff_low to 0.411 in familiarity_same, mean performance varied only slightly from 31.10 to 31.63, and schema decision time remained similar across conditions. The clearest overall difference was in selected schema payoff, which was highest in payoff_low (4.61), suggesting that payoff-based initialization increased selection of highly rewarded schemas without improving overall performance. Initialization effects were more visible in the early rounds, where familiarity_low produced the highest mean accuracy (0.450) and performance (34.14), whereas payoff_low produced the highest early schema payoff (5.07) but the lowest early accuracy (0.363). This suggests that familiarity-based initialization with lower confidence for novel schemas supported better early learning, while payoff-based initialization mainly biased selection toward high-value schemas. After the break, differences became smaller: post-break accuracy ranged only from 0.346 to 0.360, performance from 29.44 to 30.65, and schema decision time remained similar across conditions. The main remaining difference was </w:t>
-      </w:r>
-      <w:r>
-        <w:rPr>
-          <w:rFonts w:ascii="Times New Roman" w:hAnsi="Times New Roman" w:cs="Times New Roman"/>
-          <w:sz w:val="24"/>
-        </w:rPr>
-        <w:lastRenderedPageBreak/>
-        <w:t xml:space="preserve">again in schema payoff, which stayed highest in payoff_low (4.64). </w:t>
+        <w:t xml:space="preserve"> Mean accuracy ranged from 0.373 in </w:t>
+      </w:r>
+      <w:proofErr w:type="spellStart"/>
+      <w:r>
+        <w:rPr>
+          <w:rFonts w:ascii="Times New Roman" w:hAnsi="Times New Roman" w:cs="Times New Roman"/>
+          <w:sz w:val="24"/>
+        </w:rPr>
+        <w:t>payoff_low</w:t>
+      </w:r>
+      <w:proofErr w:type="spellEnd"/>
+      <w:r>
+        <w:rPr>
+          <w:rFonts w:ascii="Times New Roman" w:hAnsi="Times New Roman" w:cs="Times New Roman"/>
+          <w:sz w:val="24"/>
+        </w:rPr>
+        <w:t xml:space="preserve"> to 0.411 in </w:t>
+      </w:r>
+      <w:proofErr w:type="spellStart"/>
+      <w:r>
+        <w:rPr>
+          <w:rFonts w:ascii="Times New Roman" w:hAnsi="Times New Roman" w:cs="Times New Roman"/>
+          <w:sz w:val="24"/>
+        </w:rPr>
+        <w:t>familiarity_same</w:t>
+      </w:r>
+      <w:proofErr w:type="spellEnd"/>
+      <w:r>
+        <w:rPr>
+          <w:rFonts w:ascii="Times New Roman" w:hAnsi="Times New Roman" w:cs="Times New Roman"/>
+          <w:sz w:val="24"/>
+        </w:rPr>
+        <w:t xml:space="preserve">, mean performance varied only slightly from 31.10 to 31.63, and schema decision time remained similar across conditions. The clearest overall difference was in selected schema payoff, which was highest in </w:t>
+      </w:r>
+      <w:proofErr w:type="spellStart"/>
+      <w:r>
+        <w:rPr>
+          <w:rFonts w:ascii="Times New Roman" w:hAnsi="Times New Roman" w:cs="Times New Roman"/>
+          <w:sz w:val="24"/>
+        </w:rPr>
+        <w:t>payoff_low</w:t>
+      </w:r>
+      <w:proofErr w:type="spellEnd"/>
+      <w:r>
+        <w:rPr>
+          <w:rFonts w:ascii="Times New Roman" w:hAnsi="Times New Roman" w:cs="Times New Roman"/>
+          <w:sz w:val="24"/>
+        </w:rPr>
+        <w:t xml:space="preserve"> (4.61), suggesting that payoff-based initialization increased selection of highly rewarded schemas without improving overall performance. Initialization effects were more visible in the early rounds, where </w:t>
+      </w:r>
+      <w:proofErr w:type="spellStart"/>
+      <w:r>
+        <w:rPr>
+          <w:rFonts w:ascii="Times New Roman" w:hAnsi="Times New Roman" w:cs="Times New Roman"/>
+          <w:sz w:val="24"/>
+        </w:rPr>
+        <w:t>familiarity_low</w:t>
+      </w:r>
+      <w:proofErr w:type="spellEnd"/>
+      <w:r>
+        <w:rPr>
+          <w:rFonts w:ascii="Times New Roman" w:hAnsi="Times New Roman" w:cs="Times New Roman"/>
+          <w:sz w:val="24"/>
+        </w:rPr>
+        <w:t xml:space="preserve"> produced the highest mean accuracy (0.450) and performance (34.14), whereas </w:t>
+      </w:r>
+      <w:proofErr w:type="spellStart"/>
+      <w:r>
+        <w:rPr>
+          <w:rFonts w:ascii="Times New Roman" w:hAnsi="Times New Roman" w:cs="Times New Roman"/>
+          <w:sz w:val="24"/>
+        </w:rPr>
+        <w:t>payoff_low</w:t>
+      </w:r>
+      <w:proofErr w:type="spellEnd"/>
+      <w:r>
+        <w:rPr>
+          <w:rFonts w:ascii="Times New Roman" w:hAnsi="Times New Roman" w:cs="Times New Roman"/>
+          <w:sz w:val="24"/>
+        </w:rPr>
+        <w:t xml:space="preserve"> produced the highest early schema payoff (5.07) but the lowest early accuracy (0.363). This suggests that familiarity-based initialization with lower confidence for novel schemas supported better early learning, while payoff-based initialization mainly biased selection toward high-value schemas. After the break, differences became smaller: post-break accuracy ranged only from 0.346 to 0.360, performance from 29.44 to 30.65, and schema decision time remained similar across conditions. The main remaining difference was again in schema payoff, which stayed highest in </w:t>
+      </w:r>
+      <w:proofErr w:type="spellStart"/>
+      <w:r>
+        <w:rPr>
+          <w:rFonts w:ascii="Times New Roman" w:hAnsi="Times New Roman" w:cs="Times New Roman"/>
+          <w:sz w:val="24"/>
+        </w:rPr>
+        <w:t>payoff_low</w:t>
+      </w:r>
+      <w:proofErr w:type="spellEnd"/>
+      <w:r>
+        <w:rPr>
+          <w:rFonts w:ascii="Times New Roman" w:hAnsi="Times New Roman" w:cs="Times New Roman"/>
+          <w:sz w:val="24"/>
+        </w:rPr>
+        <w:t xml:space="preserve"> (4.64). </w:t>
       </w:r>
     </w:p>
     <w:p>
@@ -1223,7 +1599,39 @@
           <w:rFonts w:ascii="Times New Roman" w:hAnsi="Times New Roman" w:cs="Times New Roman"/>
           <w:sz w:val="24"/>
         </w:rPr>
-        <w:t>hese results suggest that initialization had its strongest effects early in the task, with familiarity_low supporting better early performance and payoff_low increasing selection of high-payoff schemas, whereas post-break differences were comparatively modest.</w:t>
+        <w:t xml:space="preserve">hese results suggest that initialization had its strongest effects early in the task, with </w:t>
+      </w:r>
+      <w:proofErr w:type="spellStart"/>
+      <w:r>
+        <w:rPr>
+          <w:rFonts w:ascii="Times New Roman" w:hAnsi="Times New Roman" w:cs="Times New Roman"/>
+          <w:sz w:val="24"/>
+        </w:rPr>
+        <w:t>familiarity_low</w:t>
+      </w:r>
+      <w:proofErr w:type="spellEnd"/>
+      <w:r>
+        <w:rPr>
+          <w:rFonts w:ascii="Times New Roman" w:hAnsi="Times New Roman" w:cs="Times New Roman"/>
+          <w:sz w:val="24"/>
+        </w:rPr>
+        <w:t xml:space="preserve"> supporting better early performance and </w:t>
+      </w:r>
+      <w:proofErr w:type="spellStart"/>
+      <w:r>
+        <w:rPr>
+          <w:rFonts w:ascii="Times New Roman" w:hAnsi="Times New Roman" w:cs="Times New Roman"/>
+          <w:sz w:val="24"/>
+        </w:rPr>
+        <w:t>payoff_low</w:t>
+      </w:r>
+      <w:proofErr w:type="spellEnd"/>
+      <w:r>
+        <w:rPr>
+          <w:rFonts w:ascii="Times New Roman" w:hAnsi="Times New Roman" w:cs="Times New Roman"/>
+          <w:sz w:val="24"/>
+        </w:rPr>
+        <w:t xml:space="preserve"> increasing selection of high-payoff schemas, whereas post-break differences were comparatively modest.</w:t>
       </w:r>
     </w:p>
     <w:p>
@@ -1476,12 +1884,37 @@
         </w:rPr>
         <w:fldChar w:fldCharType="separate"/>
       </w:r>
+      <w:proofErr w:type="spellStart"/>
       <w:r>
         <w:rPr>
           <w:sz w:val="24"/>
           <w:szCs w:val="24"/>
         </w:rPr>
-        <w:t>Bogacz, R., Brown, E., Moehlis, J., Holmes, P., Cohen, J.D., 2006. The physics of optimal decision making: a formal analysis of models of performance in two-alternative forced-choice tasks. Psychol. Rev. 113, 700–765. https://doi.org/10.1037/0033-295X.113.4.700</w:t>
+        <w:t>Bogacz</w:t>
+      </w:r>
+      <w:proofErr w:type="spellEnd"/>
+      <w:r>
+        <w:rPr>
+          <w:sz w:val="24"/>
+          <w:szCs w:val="24"/>
+        </w:rPr>
+        <w:t xml:space="preserve">, R., Brown, E., </w:t>
+      </w:r>
+      <w:proofErr w:type="spellStart"/>
+      <w:r>
+        <w:rPr>
+          <w:sz w:val="24"/>
+          <w:szCs w:val="24"/>
+        </w:rPr>
+        <w:t>Moehlis</w:t>
+      </w:r>
+      <w:proofErr w:type="spellEnd"/>
+      <w:r>
+        <w:rPr>
+          <w:sz w:val="24"/>
+          <w:szCs w:val="24"/>
+        </w:rPr>
+        <w:t>, J., Holmes, P., Cohen, J.D., 2006. The physics of optimal decision making: a formal analysis of models of performance in two-alternative forced-choice tasks. Psychol. Rev. 113, 700–765. https://doi.org/10.1037/0033-295X.113.4.700</w:t>
       </w:r>
     </w:p>
     <w:p>
@@ -1492,12 +1925,21 @@
           <w:szCs w:val="24"/>
         </w:rPr>
       </w:pPr>
+      <w:proofErr w:type="spellStart"/>
       <w:r>
         <w:rPr>
           <w:sz w:val="24"/>
           <w:szCs w:val="24"/>
         </w:rPr>
-        <w:t>Bogacz, R., Hu, P.T., Holmes, P.J., Cohen, J.D., 2010. Do humans produce the speed-accuracy trade-off that maximizes reward rate? Q. J. Exp. Psychol. 63, 863–891. https://doi.org/10.1080/17470210903091643</w:t>
+        <w:t>Bogacz</w:t>
+      </w:r>
+      <w:proofErr w:type="spellEnd"/>
+      <w:r>
+        <w:rPr>
+          <w:sz w:val="24"/>
+          <w:szCs w:val="24"/>
+        </w:rPr>
+        <w:t>, R., Hu, P.T., Holmes, P.J., Cohen, J.D., 2010. Do humans produce the speed-accuracy trade-off that maximizes reward rate? Q. J. Exp. Psychol. 63, 863–891. https://doi.org/10.1080/17470210903091643</w:t>
       </w:r>
     </w:p>
     <w:p>
@@ -1513,7 +1955,23 @@
           <w:sz w:val="24"/>
           <w:szCs w:val="24"/>
         </w:rPr>
-        <w:t>De Martino, B., Fleming, S.M., Garrett, N., Dolan, R.J., 2013. Confidence in value-based choice. Nat. Neurosci. 16, 105–110. https://doi.org/10.1038/nn.3279</w:t>
+        <w:t xml:space="preserve">De Martino, B., Fleming, S.M., Garrett, N., Dolan, R.J., 2013. Confidence in value-based choice. Nat. </w:t>
+      </w:r>
+      <w:proofErr w:type="spellStart"/>
+      <w:r>
+        <w:rPr>
+          <w:sz w:val="24"/>
+          <w:szCs w:val="24"/>
+        </w:rPr>
+        <w:t>Neurosci</w:t>
+      </w:r>
+      <w:proofErr w:type="spellEnd"/>
+      <w:r>
+        <w:rPr>
+          <w:sz w:val="24"/>
+          <w:szCs w:val="24"/>
+        </w:rPr>
+        <w:t>. 16, 105–110. https://doi.org/10.1038/nn.3279</w:t>
       </w:r>
     </w:p>
     <w:p>
@@ -1529,7 +1987,39 @@
           <w:sz w:val="24"/>
           <w:szCs w:val="24"/>
         </w:rPr>
-        <w:t>van Kesteren, M.T.R., Ruiter, D.J., Fernández, G., Henson, R.N., 2012. How schema and novelty augment memory formation. Trends Neurosci. 35, 211–219. https://doi.org/10.1016/j.tins.2012.02.001</w:t>
+        <w:t xml:space="preserve">van </w:t>
+      </w:r>
+      <w:proofErr w:type="spellStart"/>
+      <w:r>
+        <w:rPr>
+          <w:sz w:val="24"/>
+          <w:szCs w:val="24"/>
+        </w:rPr>
+        <w:t>Kesteren</w:t>
+      </w:r>
+      <w:proofErr w:type="spellEnd"/>
+      <w:r>
+        <w:rPr>
+          <w:sz w:val="24"/>
+          <w:szCs w:val="24"/>
+        </w:rPr>
+        <w:t xml:space="preserve">, M.T.R., Ruiter, D.J., Fernández, G., Henson, R.N., 2012. How schema and novelty augment memory formation. Trends </w:t>
+      </w:r>
+      <w:proofErr w:type="spellStart"/>
+      <w:r>
+        <w:rPr>
+          <w:sz w:val="24"/>
+          <w:szCs w:val="24"/>
+        </w:rPr>
+        <w:t>Neurosci</w:t>
+      </w:r>
+      <w:proofErr w:type="spellEnd"/>
+      <w:r>
+        <w:rPr>
+          <w:sz w:val="24"/>
+          <w:szCs w:val="24"/>
+        </w:rPr>
+        <w:t>. 35, 211–219. https://doi.org/10.1016/j.tins.2012.02.001</w:t>
       </w:r>
     </w:p>
     <w:p>
